--- a/data/ai_paras/AI_para_106.docx
+++ b/data/ai_paras/AI_para_106.docx
@@ -4,7 +4,7 @@
   <w:body>
     <w:p>
       <w:r>
-        <w:t>In developing the theoretical model for this study, business analytics is posited as the primary independent variable influencing cybersecurity awareness and practices, which are the dependent variables. This relationship underscores the need to assess how data-driven insights can enhance organizational preparedness against cyber threats (Pearse et al. 117). The model aims to elucidate the dynamics between analytics capabilities and the mitigation of cybersecurity risks, providing a structured framework for empirical investigation. To guide this exploration, three research questions are introduced: firstly, how does business analytics affect cybersecurity awareness within organizations? Secondly, what impact do analytics have on cybersecurity practices? Finally, is there a role for business analytics in mitigating cybersecurity risks? These questions will help in understanding the multifaceted influence of analytics on cybersecurity, providing a foundation for future research and practical applications.</w:t>
+        <w:t>The second research question addresses the impact of business analytics on cybersecurity practices within organizations. This inquiry seeks to understand how the integration of analytics tools influences the implementation and effectiveness of cybersecurity measures. According to Mikalef et al., leveraging business analytics can enhance decision-making and operational efficiency, suggesting potential improvements in cybersecurity protocols (Ref-u394904). However, it remains essential to explore whether these analytics-driven insights translate into more proactive and robust cybersecurity practices. This research question aims to uncover the extent to which analytics can improve threat detection, response times, and overall security posture, offering a pathway to optimize data-driven security strategies within various organizational contexts.</w:t>
       </w:r>
     </w:p>
     <w:sectPr>
